--- a/manual.docx
+++ b/manual.docx
@@ -480,12 +480,6 @@
         <w:gridCol w:w="9360"/>
       </w:tblGrid>
       <w:tr>
-        <w:tblPrEx>
-          <w:tblCellMar>
-            <w:top w:w="0" w:type="dxa"/>
-            <w:bottom w:w="0" w:type="dxa"/>
-          </w:tblCellMar>
-        </w:tblPrEx>
         <w:tc>
           <w:tcPr>
             <w:tcW w:w="9360" w:type="dxa"/>
@@ -829,12 +823,6 @@
         <w:gridCol w:w="9360"/>
       </w:tblGrid>
       <w:tr>
-        <w:tblPrEx>
-          <w:tblCellMar>
-            <w:top w:w="0" w:type="dxa"/>
-            <w:bottom w:w="0" w:type="dxa"/>
-          </w:tblCellMar>
-        </w:tblPrEx>
         <w:tc>
           <w:tcPr>
             <w:tcW w:w="9360" w:type="dxa"/>
@@ -1329,12 +1317,6 @@
         <w:gridCol w:w="9360"/>
       </w:tblGrid>
       <w:tr>
-        <w:tblPrEx>
-          <w:tblCellMar>
-            <w:top w:w="0" w:type="dxa"/>
-            <w:bottom w:w="0" w:type="dxa"/>
-          </w:tblCellMar>
-        </w:tblPrEx>
         <w:tc>
           <w:tcPr>
             <w:tcW w:w="9360" w:type="dxa"/>
@@ -1673,12 +1655,6 @@
         <w:gridCol w:w="9360"/>
       </w:tblGrid>
       <w:tr>
-        <w:tblPrEx>
-          <w:tblCellMar>
-            <w:top w:w="0" w:type="dxa"/>
-            <w:bottom w:w="0" w:type="dxa"/>
-          </w:tblCellMar>
-        </w:tblPrEx>
         <w:tc>
           <w:tcPr>
             <w:tcW w:w="9360" w:type="dxa"/>
@@ -1982,12 +1958,6 @@
         <w:gridCol w:w="9360"/>
       </w:tblGrid>
       <w:tr>
-        <w:tblPrEx>
-          <w:tblCellMar>
-            <w:top w:w="0" w:type="dxa"/>
-            <w:bottom w:w="0" w:type="dxa"/>
-          </w:tblCellMar>
-        </w:tblPrEx>
         <w:tc>
           <w:tcPr>
             <w:tcW w:w="9360" w:type="dxa"/>
@@ -2358,12 +2328,6 @@
         <w:gridCol w:w="9360"/>
       </w:tblGrid>
       <w:tr>
-        <w:tblPrEx>
-          <w:tblCellMar>
-            <w:top w:w="0" w:type="dxa"/>
-            <w:bottom w:w="0" w:type="dxa"/>
-          </w:tblCellMar>
-        </w:tblPrEx>
         <w:tc>
           <w:tcPr>
             <w:tcW w:w="9360" w:type="dxa"/>
@@ -2564,12 +2528,6 @@
         <w:gridCol w:w="9360"/>
       </w:tblGrid>
       <w:tr>
-        <w:tblPrEx>
-          <w:tblCellMar>
-            <w:top w:w="0" w:type="dxa"/>
-            <w:bottom w:w="0" w:type="dxa"/>
-          </w:tblCellMar>
-        </w:tblPrEx>
         <w:tc>
           <w:tcPr>
             <w:tcW w:w="9360" w:type="dxa"/>
@@ -2816,12 +2774,6 @@
         <w:gridCol w:w="9360"/>
       </w:tblGrid>
       <w:tr>
-        <w:tblPrEx>
-          <w:tblCellMar>
-            <w:top w:w="0" w:type="dxa"/>
-            <w:bottom w:w="0" w:type="dxa"/>
-          </w:tblCellMar>
-        </w:tblPrEx>
         <w:tc>
           <w:tcPr>
             <w:tcW w:w="9360" w:type="dxa"/>
@@ -3125,12 +3077,6 @@
         <w:gridCol w:w="9360"/>
       </w:tblGrid>
       <w:tr>
-        <w:tblPrEx>
-          <w:tblCellMar>
-            <w:top w:w="0" w:type="dxa"/>
-            <w:bottom w:w="0" w:type="dxa"/>
-          </w:tblCellMar>
-        </w:tblPrEx>
         <w:tc>
           <w:tcPr>
             <w:tcW w:w="9360" w:type="dxa"/>
@@ -3457,12 +3403,6 @@
         <w:gridCol w:w="9360"/>
       </w:tblGrid>
       <w:tr>
-        <w:tblPrEx>
-          <w:tblCellMar>
-            <w:top w:w="0" w:type="dxa"/>
-            <w:bottom w:w="0" w:type="dxa"/>
-          </w:tblCellMar>
-        </w:tblPrEx>
         <w:tc>
           <w:tcPr>
             <w:tcW w:w="9360" w:type="dxa"/>
@@ -3777,12 +3717,6 @@
         <w:gridCol w:w="9360"/>
       </w:tblGrid>
       <w:tr>
-        <w:tblPrEx>
-          <w:tblCellMar>
-            <w:top w:w="0" w:type="dxa"/>
-            <w:bottom w:w="0" w:type="dxa"/>
-          </w:tblCellMar>
-        </w:tblPrEx>
         <w:tc>
           <w:tcPr>
             <w:tcW w:w="9360" w:type="dxa"/>
@@ -4274,12 +4208,6 @@
         <w:gridCol w:w="9360"/>
       </w:tblGrid>
       <w:tr>
-        <w:tblPrEx>
-          <w:tblCellMar>
-            <w:top w:w="0" w:type="dxa"/>
-            <w:bottom w:w="0" w:type="dxa"/>
-          </w:tblCellMar>
-        </w:tblPrEx>
         <w:tc>
           <w:tcPr>
             <w:tcW w:w="9360" w:type="dxa"/>
@@ -4749,12 +4677,6 @@
         <w:gridCol w:w="9360"/>
       </w:tblGrid>
       <w:tr>
-        <w:tblPrEx>
-          <w:tblCellMar>
-            <w:top w:w="0" w:type="dxa"/>
-            <w:bottom w:w="0" w:type="dxa"/>
-          </w:tblCellMar>
-        </w:tblPrEx>
         <w:tc>
           <w:tcPr>
             <w:tcW w:w="9360" w:type="dxa"/>
@@ -5318,12 +5240,6 @@
         <w:gridCol w:w="9360"/>
       </w:tblGrid>
       <w:tr>
-        <w:tblPrEx>
-          <w:tblCellMar>
-            <w:top w:w="0" w:type="dxa"/>
-            <w:bottom w:w="0" w:type="dxa"/>
-          </w:tblCellMar>
-        </w:tblPrEx>
         <w:tc>
           <w:tcPr>
             <w:tcW w:w="9360" w:type="dxa"/>
@@ -5849,12 +5765,6 @@
         <w:gridCol w:w="9360"/>
       </w:tblGrid>
       <w:tr>
-        <w:tblPrEx>
-          <w:tblCellMar>
-            <w:top w:w="0" w:type="dxa"/>
-            <w:bottom w:w="0" w:type="dxa"/>
-          </w:tblCellMar>
-        </w:tblPrEx>
         <w:tc>
           <w:tcPr>
             <w:tcW w:w="9360" w:type="dxa"/>
@@ -6203,12 +6113,6 @@
         <w:gridCol w:w="9360"/>
       </w:tblGrid>
       <w:tr>
-        <w:tblPrEx>
-          <w:tblCellMar>
-            <w:top w:w="0" w:type="dxa"/>
-            <w:bottom w:w="0" w:type="dxa"/>
-          </w:tblCellMar>
-        </w:tblPrEx>
         <w:tc>
           <w:tcPr>
             <w:tcW w:w="9360" w:type="dxa"/>
@@ -6626,12 +6530,6 @@
         <w:gridCol w:w="9360"/>
       </w:tblGrid>
       <w:tr>
-        <w:tblPrEx>
-          <w:tblCellMar>
-            <w:top w:w="0" w:type="dxa"/>
-            <w:bottom w:w="0" w:type="dxa"/>
-          </w:tblCellMar>
-        </w:tblPrEx>
         <w:tc>
           <w:tcPr>
             <w:tcW w:w="9360" w:type="dxa"/>
@@ -6966,12 +6864,6 @@
         <w:gridCol w:w="3120"/>
       </w:tblGrid>
       <w:tr>
-        <w:tblPrEx>
-          <w:tblCellMar>
-            <w:top w:w="0" w:type="dxa"/>
-            <w:bottom w:w="0" w:type="dxa"/>
-          </w:tblCellMar>
-        </w:tblPrEx>
         <w:tc>
           <w:tcPr>
             <w:tcW w:w="3120" w:type="dxa"/>
@@ -7091,12 +6983,6 @@
         </w:tc>
       </w:tr>
       <w:tr>
-        <w:tblPrEx>
-          <w:tblCellMar>
-            <w:top w:w="0" w:type="dxa"/>
-            <w:bottom w:w="0" w:type="dxa"/>
-          </w:tblCellMar>
-        </w:tblPrEx>
         <w:tc>
           <w:tcPr>
             <w:tcW w:w="3120" w:type="dxa"/>
@@ -7207,12 +7093,6 @@
         </w:tc>
       </w:tr>
       <w:tr>
-        <w:tblPrEx>
-          <w:tblCellMar>
-            <w:top w:w="0" w:type="dxa"/>
-            <w:bottom w:w="0" w:type="dxa"/>
-          </w:tblCellMar>
-        </w:tblPrEx>
         <w:tc>
           <w:tcPr>
             <w:tcW w:w="3120" w:type="dxa"/>
@@ -7323,12 +7203,6 @@
         </w:tc>
       </w:tr>
       <w:tr>
-        <w:tblPrEx>
-          <w:tblCellMar>
-            <w:top w:w="0" w:type="dxa"/>
-            <w:bottom w:w="0" w:type="dxa"/>
-          </w:tblCellMar>
-        </w:tblPrEx>
         <w:tc>
           <w:tcPr>
             <w:tcW w:w="3120" w:type="dxa"/>
@@ -7439,12 +7313,6 @@
         </w:tc>
       </w:tr>
       <w:tr>
-        <w:tblPrEx>
-          <w:tblCellMar>
-            <w:top w:w="0" w:type="dxa"/>
-            <w:bottom w:w="0" w:type="dxa"/>
-          </w:tblCellMar>
-        </w:tblPrEx>
         <w:tc>
           <w:tcPr>
             <w:tcW w:w="3120" w:type="dxa"/>
@@ -7555,12 +7423,6 @@
         </w:tc>
       </w:tr>
       <w:tr>
-        <w:tblPrEx>
-          <w:tblCellMar>
-            <w:top w:w="0" w:type="dxa"/>
-            <w:bottom w:w="0" w:type="dxa"/>
-          </w:tblCellMar>
-        </w:tblPrEx>
         <w:tc>
           <w:tcPr>
             <w:tcW w:w="3120" w:type="dxa"/>
@@ -7671,12 +7533,6 @@
         </w:tc>
       </w:tr>
       <w:tr>
-        <w:tblPrEx>
-          <w:tblCellMar>
-            <w:top w:w="0" w:type="dxa"/>
-            <w:bottom w:w="0" w:type="dxa"/>
-          </w:tblCellMar>
-        </w:tblPrEx>
         <w:tc>
           <w:tcPr>
             <w:tcW w:w="3120" w:type="dxa"/>
@@ -7787,12 +7643,6 @@
         </w:tc>
       </w:tr>
       <w:tr>
-        <w:tblPrEx>
-          <w:tblCellMar>
-            <w:top w:w="0" w:type="dxa"/>
-            <w:bottom w:w="0" w:type="dxa"/>
-          </w:tblCellMar>
-        </w:tblPrEx>
         <w:tc>
           <w:tcPr>
             <w:tcW w:w="3120" w:type="dxa"/>
@@ -7903,12 +7753,6 @@
         </w:tc>
       </w:tr>
       <w:tr>
-        <w:tblPrEx>
-          <w:tblCellMar>
-            <w:top w:w="0" w:type="dxa"/>
-            <w:bottom w:w="0" w:type="dxa"/>
-          </w:tblCellMar>
-        </w:tblPrEx>
         <w:tc>
           <w:tcPr>
             <w:tcW w:w="3120" w:type="dxa"/>
@@ -8019,12 +7863,6 @@
         </w:tc>
       </w:tr>
       <w:tr>
-        <w:tblPrEx>
-          <w:tblCellMar>
-            <w:top w:w="0" w:type="dxa"/>
-            <w:bottom w:w="0" w:type="dxa"/>
-          </w:tblCellMar>
-        </w:tblPrEx>
         <w:tc>
           <w:tcPr>
             <w:tcW w:w="3120" w:type="dxa"/>
